--- a/lina interview.docx
+++ b/lina interview.docx
@@ -3,32 +3,1535 @@
 <w:document xmlns:wpc="http://schemas.microsoft.com/office/word/2010/wordprocessingCanvas" xmlns:cx="http://schemas.microsoft.com/office/drawing/2014/chartex" xmlns:cx1="http://schemas.microsoft.com/office/drawing/2015/9/8/chartex" xmlns:cx2="http://schemas.microsoft.com/office/drawing/2015/10/21/chartex" xmlns:cx3="http://schemas.microsoft.com/office/drawing/2016/5/9/chartex" xmlns:cx4="http://schemas.microsoft.com/office/drawing/2016/5/10/chartex" xmlns:cx5="http://schemas.microsoft.com/office/drawing/2016/5/11/chartex" xmlns:cx6="http://schemas.microsoft.com/office/drawing/2016/5/12/chartex" xmlns:cx7="http://schemas.microsoft.com/office/drawing/2016/5/13/chartex" xmlns:cx8="http://schemas.microsoft.com/office/drawing/2016/5/14/chartex" xmlns:mc="http://schemas.openxmlformats.org/markup-compatibility/2006" xmlns:aink="http://schemas.microsoft.com/office/drawing/2016/ink" xmlns:am3d="http://schemas.microsoft.com/office/drawing/2017/model3d" xmlns:o="urn:schemas-microsoft-com:office:office" xmlns:r="http://schemas.openxmlformats.org/officeDocument/2006/relationships" xmlns:m="http://schemas.openxmlformats.org/officeDocument/2006/math" xmlns:v="urn:schemas-microsoft-com:vml" xmlns:wp14="http://schemas.microsoft.com/office/word/2010/wordprocessingDrawing" xmlns:wp="http://schemas.openxmlformats.org/drawingml/2006/wordprocessingDrawing" xmlns:w10="urn:schemas-microsoft-com:office:word" xmlns:w="http://schemas.openxmlformats.org/wordprocessingml/2006/main" xmlns:w14="http://schemas.microsoft.com/office/word/2010/wordml" xmlns:w15="http://schemas.microsoft.com/office/word/2012/wordml" xmlns:w16cid="http://schemas.microsoft.com/office/word/2016/wordml/cid" xmlns:w16se="http://schemas.microsoft.com/office/word/2015/wordml/symex" xmlns:wpg="http://schemas.microsoft.com/office/word/2010/wordprocessingGroup" xmlns:wpi="http://schemas.microsoft.com/office/word/2010/wordprocessingInk" xmlns:wne="http://schemas.microsoft.com/office/word/2006/wordml" xmlns:wps="http://schemas.microsoft.com/office/word/2010/wordprocessingShape" mc:Ignorable="w14 w15 w16se w16cid wp14">
   <w:body>
     <w:p>
-      <w:r>
-        <w:t xml:space="preserve">The musical sketches here come from notebooks Prokofiev used to keep track of his musical ideas. </w:t>
-      </w:r>
-      <w:r>
-        <w:t>In a 1986 interview</w:t>
-      </w:r>
-      <w:r>
-        <w:t xml:space="preserve"> for </w:t>
-      </w:r>
-      <w:r>
-        <w:t>writer Harvey Sachs</w:t>
-      </w:r>
-      <w:r>
-        <w:t xml:space="preserve">, Prokofiev’s wife Lina described </w:t>
-      </w:r>
-      <w:r>
-        <w:t>his creative process</w:t>
-      </w:r>
-      <w:r>
-        <w:t>. (The following transcript is also taken from the archive.)</w:t>
-      </w:r>
-    </w:p>
-    <w:p/>
-    <w:p>
+      <w:pPr>
+        <w:shd w:val="clear" w:color="auto" w:fill="FFFFFF"/>
+        <w:spacing w:line="300" w:lineRule="atLeast"/>
+        <w:rPr>
+          <w:rFonts w:ascii="Helvetica Neue" w:eastAsia="Times New Roman" w:hAnsi="Helvetica Neue"/>
+          <w:iCs w:val="0"/>
+          <w:color w:val="333333"/>
+          <w:sz w:val="21"/>
+          <w:szCs w:val="21"/>
+        </w:rPr>
+      </w:pPr>
+      <w:r>
+        <w:rPr>
+          <w:rFonts w:ascii="Helvetica Neue" w:eastAsia="Times New Roman" w:hAnsi="Helvetica Neue"/>
+          <w:iCs w:val="0"/>
+          <w:color w:val="333333"/>
+          <w:sz w:val="21"/>
+          <w:szCs w:val="21"/>
+        </w:rPr>
+        <w:t>S</w:t>
+      </w:r>
       <w:bookmarkStart w:id="0" w:name="_GoBack"/>
       <w:bookmarkEnd w:id="0"/>
+      <w:r>
+        <w:rPr>
+          <w:rFonts w:ascii="Helvetica Neue" w:eastAsia="Times New Roman" w:hAnsi="Helvetica Neue"/>
+          <w:iCs w:val="0"/>
+          <w:color w:val="333333"/>
+          <w:sz w:val="21"/>
+          <w:szCs w:val="21"/>
+        </w:rPr>
+        <w:t>ketchbook (1), 1919, 32 leaves, 64 pages</w:t>
+      </w:r>
+    </w:p>
+    <w:p>
+      <w:pPr>
+        <w:shd w:val="clear" w:color="auto" w:fill="FFFFFF"/>
+        <w:spacing w:before="240" w:after="240" w:line="300" w:lineRule="atLeast"/>
+        <w:rPr>
+          <w:rFonts w:ascii="Helvetica Neue" w:eastAsia="Times New Roman" w:hAnsi="Helvetica Neue"/>
+          <w:iCs w:val="0"/>
+          <w:color w:val="333333"/>
+          <w:sz w:val="21"/>
+          <w:szCs w:val="21"/>
+        </w:rPr>
+      </w:pPr>
+      <w:r>
+        <w:rPr>
+          <w:rFonts w:ascii="Helvetica Neue" w:eastAsia="Times New Roman" w:hAnsi="Helvetica Neue"/>
+          <w:iCs w:val="0"/>
+          <w:color w:val="333333"/>
+          <w:sz w:val="21"/>
+          <w:szCs w:val="21"/>
+        </w:rPr>
+        <w:t>Creator: Prokofiev, Sergey, 1891-1953</w:t>
+      </w:r>
+    </w:p>
+    <w:p>
+      <w:pPr>
+        <w:shd w:val="clear" w:color="auto" w:fill="FFFFFF"/>
+        <w:spacing w:before="240" w:after="240" w:line="300" w:lineRule="atLeast"/>
+        <w:rPr>
+          <w:rFonts w:ascii="Helvetica Neue" w:eastAsia="Times New Roman" w:hAnsi="Helvetica Neue"/>
+          <w:iCs w:val="0"/>
+          <w:color w:val="333333"/>
+          <w:sz w:val="21"/>
+          <w:szCs w:val="21"/>
+        </w:rPr>
+      </w:pPr>
+      <w:r>
+        <w:rPr>
+          <w:rFonts w:ascii="Helvetica Neue" w:eastAsia="Times New Roman" w:hAnsi="Helvetica Neue"/>
+          <w:iCs w:val="0"/>
+          <w:color w:val="333333"/>
+          <w:sz w:val="21"/>
+          <w:szCs w:val="21"/>
+        </w:rPr>
+        <w:t>ID: SPA_052</w:t>
+      </w:r>
+    </w:p>
+    <w:p>
+      <w:pPr>
+        <w:shd w:val="clear" w:color="auto" w:fill="FFFFFF"/>
+        <w:spacing w:before="240" w:after="240" w:line="300" w:lineRule="atLeast"/>
+        <w:rPr>
+          <w:rFonts w:ascii="Helvetica Neue" w:eastAsia="Times New Roman" w:hAnsi="Helvetica Neue"/>
+          <w:iCs w:val="0"/>
+          <w:color w:val="333333"/>
+          <w:sz w:val="21"/>
+          <w:szCs w:val="21"/>
+        </w:rPr>
+      </w:pPr>
+      <w:r>
+        <w:rPr>
+          <w:rFonts w:ascii="Helvetica Neue" w:eastAsia="Times New Roman" w:hAnsi="Helvetica Neue"/>
+          <w:iCs w:val="0"/>
+          <w:color w:val="333333"/>
+          <w:sz w:val="21"/>
+          <w:szCs w:val="21"/>
+        </w:rPr>
+        <w:t>Document type: Notated music</w:t>
+      </w:r>
+    </w:p>
+    <w:p>
+      <w:pPr>
+        <w:shd w:val="clear" w:color="auto" w:fill="FFFFFF"/>
+        <w:spacing w:before="240" w:after="240" w:line="300" w:lineRule="atLeast"/>
+        <w:rPr>
+          <w:rFonts w:ascii="Helvetica Neue" w:eastAsia="Times New Roman" w:hAnsi="Helvetica Neue"/>
+          <w:iCs w:val="0"/>
+          <w:color w:val="333333"/>
+          <w:sz w:val="21"/>
+          <w:szCs w:val="21"/>
+        </w:rPr>
+      </w:pPr>
+      <w:r>
+        <w:rPr>
+          <w:rFonts w:ascii="Helvetica Neue" w:eastAsia="Times New Roman" w:hAnsi="Helvetica Neue"/>
+          <w:iCs w:val="0"/>
+          <w:color w:val="333333"/>
+          <w:sz w:val="21"/>
+          <w:szCs w:val="21"/>
+        </w:rPr>
+        <w:t>Format: Manuscript</w:t>
+      </w:r>
+    </w:p>
+    <w:p>
+      <w:pPr>
+        <w:shd w:val="clear" w:color="auto" w:fill="FFFFFF"/>
+        <w:spacing w:before="240" w:after="240" w:line="300" w:lineRule="atLeast"/>
+        <w:rPr>
+          <w:rFonts w:ascii="Helvetica Neue" w:eastAsia="Times New Roman" w:hAnsi="Helvetica Neue"/>
+          <w:iCs w:val="0"/>
+          <w:color w:val="333333"/>
+          <w:sz w:val="21"/>
+          <w:szCs w:val="21"/>
+        </w:rPr>
+      </w:pPr>
+      <w:r>
+        <w:rPr>
+          <w:rFonts w:ascii="Helvetica Neue" w:eastAsia="Times New Roman" w:hAnsi="Helvetica Neue"/>
+          <w:iCs w:val="0"/>
+          <w:color w:val="333333"/>
+          <w:sz w:val="21"/>
+          <w:szCs w:val="21"/>
+        </w:rPr>
+        <w:t>Original or Copy: Original</w:t>
+      </w:r>
+    </w:p>
+    <w:p>
+      <w:pPr>
+        <w:shd w:val="clear" w:color="auto" w:fill="FFFFFF"/>
+        <w:spacing w:before="240" w:after="240" w:line="300" w:lineRule="atLeast"/>
+        <w:rPr>
+          <w:rFonts w:ascii="Helvetica Neue" w:eastAsia="Times New Roman" w:hAnsi="Helvetica Neue"/>
+          <w:iCs w:val="0"/>
+          <w:color w:val="333333"/>
+          <w:sz w:val="21"/>
+          <w:szCs w:val="21"/>
+        </w:rPr>
+      </w:pPr>
+      <w:r>
+        <w:rPr>
+          <w:rFonts w:ascii="Helvetica Neue" w:eastAsia="Times New Roman" w:hAnsi="Helvetica Neue"/>
+          <w:iCs w:val="0"/>
+          <w:color w:val="333333"/>
+          <w:sz w:val="21"/>
+          <w:szCs w:val="21"/>
+        </w:rPr>
+        <w:t>Dimensions: 13cm x 20cm</w:t>
+      </w:r>
+    </w:p>
+    <w:p>
+      <w:pPr>
+        <w:shd w:val="clear" w:color="auto" w:fill="FFFFFF"/>
+        <w:spacing w:before="240" w:after="240" w:line="300" w:lineRule="atLeast"/>
+        <w:rPr>
+          <w:rFonts w:ascii="Helvetica Neue" w:eastAsia="Times New Roman" w:hAnsi="Helvetica Neue"/>
+          <w:iCs w:val="0"/>
+          <w:color w:val="333333"/>
+          <w:sz w:val="21"/>
+          <w:szCs w:val="21"/>
+        </w:rPr>
+      </w:pPr>
+      <w:r>
+        <w:rPr>
+          <w:rFonts w:ascii="Helvetica Neue" w:eastAsia="Times New Roman" w:hAnsi="Helvetica Neue"/>
+          <w:iCs w:val="0"/>
+          <w:color w:val="333333"/>
+          <w:sz w:val="21"/>
+          <w:szCs w:val="21"/>
+        </w:rPr>
+        <w:t>Content type: Short score; Piano score</w:t>
+      </w:r>
+    </w:p>
+    <w:p>
+      <w:pPr>
+        <w:shd w:val="clear" w:color="auto" w:fill="FFFFFF"/>
+        <w:spacing w:before="240" w:after="240" w:line="300" w:lineRule="atLeast"/>
+        <w:rPr>
+          <w:rFonts w:ascii="Helvetica Neue" w:eastAsia="Times New Roman" w:hAnsi="Helvetica Neue"/>
+          <w:iCs w:val="0"/>
+          <w:color w:val="333333"/>
+          <w:sz w:val="21"/>
+          <w:szCs w:val="21"/>
+        </w:rPr>
+      </w:pPr>
+      <w:r>
+        <w:rPr>
+          <w:rFonts w:ascii="Helvetica Neue" w:eastAsia="Times New Roman" w:hAnsi="Helvetica Neue"/>
+          <w:iCs w:val="0"/>
+          <w:color w:val="333333"/>
+          <w:sz w:val="21"/>
+          <w:szCs w:val="21"/>
+        </w:rPr>
+        <w:t>Version: Sketch</w:t>
+      </w:r>
+    </w:p>
+    <w:p>
+      <w:pPr>
+        <w:shd w:val="clear" w:color="auto" w:fill="FFFFFF"/>
+        <w:spacing w:before="240" w:after="240" w:line="300" w:lineRule="atLeast"/>
+        <w:rPr>
+          <w:rFonts w:ascii="Helvetica Neue" w:eastAsia="Times New Roman" w:hAnsi="Helvetica Neue"/>
+          <w:iCs w:val="0"/>
+          <w:color w:val="333333"/>
+          <w:sz w:val="21"/>
+          <w:szCs w:val="21"/>
+        </w:rPr>
+      </w:pPr>
+      <w:r>
+        <w:rPr>
+          <w:rFonts w:ascii="Helvetica Neue" w:eastAsia="Times New Roman" w:hAnsi="Helvetica Neue"/>
+          <w:iCs w:val="0"/>
+          <w:color w:val="333333"/>
+          <w:sz w:val="21"/>
+          <w:szCs w:val="21"/>
+        </w:rPr>
+        <w:t>Autograph or Copyist: Autograph</w:t>
+      </w:r>
+    </w:p>
+    <w:p>
+      <w:pPr>
+        <w:shd w:val="clear" w:color="auto" w:fill="FFFFFF"/>
+        <w:spacing w:before="240" w:after="240" w:line="300" w:lineRule="atLeast"/>
+        <w:rPr>
+          <w:rFonts w:ascii="Helvetica Neue" w:eastAsia="Times New Roman" w:hAnsi="Helvetica Neue"/>
+          <w:iCs w:val="0"/>
+          <w:color w:val="333333"/>
+          <w:sz w:val="21"/>
+          <w:szCs w:val="21"/>
+        </w:rPr>
+      </w:pPr>
+      <w:r>
+        <w:rPr>
+          <w:rFonts w:ascii="Helvetica Neue" w:eastAsia="Times New Roman" w:hAnsi="Helvetica Neue"/>
+          <w:iCs w:val="0"/>
+          <w:color w:val="333333"/>
+          <w:sz w:val="21"/>
+          <w:szCs w:val="21"/>
+        </w:rPr>
+        <w:t>Annotations: blue ink; black ink; pencil; red crayon</w:t>
+      </w:r>
+    </w:p>
+    <w:p>
+      <w:pPr>
+        <w:shd w:val="clear" w:color="auto" w:fill="FFFFFF"/>
+        <w:spacing w:before="240" w:after="240" w:line="300" w:lineRule="atLeast"/>
+        <w:rPr>
+          <w:rFonts w:ascii="Helvetica Neue" w:eastAsia="Times New Roman" w:hAnsi="Helvetica Neue"/>
+          <w:iCs w:val="0"/>
+          <w:color w:val="333333"/>
+          <w:sz w:val="21"/>
+          <w:szCs w:val="21"/>
+        </w:rPr>
+      </w:pPr>
+      <w:r>
+        <w:rPr>
+          <w:rFonts w:ascii="Helvetica Neue" w:eastAsia="Times New Roman" w:hAnsi="Helvetica Neue"/>
+          <w:iCs w:val="0"/>
+          <w:color w:val="333333"/>
+          <w:sz w:val="21"/>
+          <w:szCs w:val="21"/>
+        </w:rPr>
+        <w:t>Binding: Bound</w:t>
+      </w:r>
+    </w:p>
+    <w:p>
+      <w:pPr>
+        <w:shd w:val="clear" w:color="auto" w:fill="FFFFFF"/>
+        <w:spacing w:before="240" w:after="240" w:line="300" w:lineRule="atLeast"/>
+        <w:rPr>
+          <w:rFonts w:ascii="Helvetica Neue" w:eastAsia="Times New Roman" w:hAnsi="Helvetica Neue"/>
+          <w:iCs w:val="0"/>
+          <w:color w:val="333333"/>
+          <w:sz w:val="21"/>
+          <w:szCs w:val="21"/>
+        </w:rPr>
+      </w:pPr>
+      <w:r>
+        <w:rPr>
+          <w:rFonts w:ascii="Helvetica Neue" w:eastAsia="Times New Roman" w:hAnsi="Helvetica Neue"/>
+          <w:iCs w:val="0"/>
+          <w:color w:val="333333"/>
+          <w:sz w:val="21"/>
+          <w:szCs w:val="21"/>
+        </w:rPr>
+        <w:t>Notes: First page dated December 1919.</w:t>
+      </w:r>
+    </w:p>
+    <w:p>
+      <w:pPr>
+        <w:shd w:val="clear" w:color="auto" w:fill="FFFFFF"/>
+        <w:spacing w:before="240" w:after="240" w:line="300" w:lineRule="atLeast"/>
+        <w:rPr>
+          <w:rFonts w:ascii="Helvetica Neue" w:eastAsia="Times New Roman" w:hAnsi="Helvetica Neue"/>
+          <w:iCs w:val="0"/>
+          <w:color w:val="333333"/>
+          <w:sz w:val="21"/>
+          <w:szCs w:val="21"/>
+        </w:rPr>
+      </w:pPr>
+      <w:r>
+        <w:rPr>
+          <w:rFonts w:ascii="Helvetica Neue" w:eastAsia="Times New Roman" w:hAnsi="Helvetica Neue"/>
+          <w:iCs w:val="0"/>
+          <w:color w:val="333333"/>
+          <w:sz w:val="21"/>
+          <w:szCs w:val="21"/>
+        </w:rPr>
+        <w:t xml:space="preserve">Previous holding library: </w:t>
+      </w:r>
+      <w:proofErr w:type="spellStart"/>
+      <w:r>
+        <w:rPr>
+          <w:rFonts w:ascii="Helvetica Neue" w:eastAsia="Times New Roman" w:hAnsi="Helvetica Neue"/>
+          <w:iCs w:val="0"/>
+          <w:color w:val="333333"/>
+          <w:sz w:val="21"/>
+          <w:szCs w:val="21"/>
+        </w:rPr>
+        <w:t>Bibliothèque</w:t>
+      </w:r>
+      <w:proofErr w:type="spellEnd"/>
+      <w:r>
+        <w:rPr>
+          <w:rFonts w:ascii="Helvetica Neue" w:eastAsia="Times New Roman" w:hAnsi="Helvetica Neue"/>
+          <w:iCs w:val="0"/>
+          <w:color w:val="333333"/>
+          <w:sz w:val="21"/>
+          <w:szCs w:val="21"/>
+        </w:rPr>
+        <w:t xml:space="preserve"> </w:t>
+      </w:r>
+      <w:proofErr w:type="spellStart"/>
+      <w:r>
+        <w:rPr>
+          <w:rFonts w:ascii="Helvetica Neue" w:eastAsia="Times New Roman" w:hAnsi="Helvetica Neue"/>
+          <w:iCs w:val="0"/>
+          <w:color w:val="333333"/>
+          <w:sz w:val="21"/>
+          <w:szCs w:val="21"/>
+        </w:rPr>
+        <w:t>nationale</w:t>
+      </w:r>
+      <w:proofErr w:type="spellEnd"/>
+      <w:r>
+        <w:rPr>
+          <w:rFonts w:ascii="Helvetica Neue" w:eastAsia="Times New Roman" w:hAnsi="Helvetica Neue"/>
+          <w:iCs w:val="0"/>
+          <w:color w:val="333333"/>
+          <w:sz w:val="21"/>
+          <w:szCs w:val="21"/>
+        </w:rPr>
+        <w:t xml:space="preserve"> de France</w:t>
+      </w:r>
+    </w:p>
+    <w:p>
+      <w:pPr>
+        <w:shd w:val="clear" w:color="auto" w:fill="FFFFFF"/>
+        <w:spacing w:before="240" w:after="240" w:line="300" w:lineRule="atLeast"/>
+        <w:rPr>
+          <w:rFonts w:ascii="Helvetica Neue" w:eastAsia="Times New Roman" w:hAnsi="Helvetica Neue"/>
+          <w:iCs w:val="0"/>
+          <w:color w:val="333333"/>
+          <w:sz w:val="21"/>
+          <w:szCs w:val="21"/>
+        </w:rPr>
+      </w:pPr>
+      <w:r>
+        <w:rPr>
+          <w:rFonts w:ascii="Helvetica Neue" w:eastAsia="Times New Roman" w:hAnsi="Helvetica Neue"/>
+          <w:iCs w:val="0"/>
+          <w:color w:val="333333"/>
+          <w:sz w:val="21"/>
+          <w:szCs w:val="21"/>
+        </w:rPr>
+        <w:t>BN ID: 23495(1)</w:t>
+      </w:r>
+    </w:p>
+    <w:p>
+      <w:pPr>
+        <w:shd w:val="clear" w:color="auto" w:fill="FFFFFF"/>
+        <w:spacing w:before="240" w:after="240" w:line="300" w:lineRule="atLeast"/>
+        <w:rPr>
+          <w:rFonts w:ascii="Helvetica Neue" w:eastAsia="Times New Roman" w:hAnsi="Helvetica Neue"/>
+          <w:iCs w:val="0"/>
+          <w:color w:val="333333"/>
+          <w:sz w:val="21"/>
+          <w:szCs w:val="21"/>
+        </w:rPr>
+      </w:pPr>
+      <w:r>
+        <w:rPr>
+          <w:rFonts w:ascii="Helvetica Neue" w:eastAsia="Times New Roman" w:hAnsi="Helvetica Neue"/>
+          <w:iCs w:val="0"/>
+          <w:color w:val="333333"/>
+          <w:sz w:val="21"/>
+          <w:szCs w:val="21"/>
+        </w:rPr>
+        <w:t>Also available in Photocopy: SPA_111</w:t>
+      </w:r>
+    </w:p>
+    <w:p>
+      <w:pPr>
+        <w:shd w:val="clear" w:color="auto" w:fill="FFFFFF"/>
+        <w:spacing w:before="240" w:after="240" w:line="300" w:lineRule="atLeast"/>
+        <w:rPr>
+          <w:rFonts w:ascii="Helvetica Neue" w:eastAsia="Times New Roman" w:hAnsi="Helvetica Neue"/>
+          <w:iCs w:val="0"/>
+          <w:color w:val="333333"/>
+          <w:sz w:val="21"/>
+          <w:szCs w:val="21"/>
+        </w:rPr>
+      </w:pPr>
+      <w:r>
+        <w:rPr>
+          <w:rFonts w:ascii="Helvetica Neue" w:eastAsia="Times New Roman" w:hAnsi="Helvetica Neue"/>
+          <w:iCs w:val="0"/>
+          <w:color w:val="333333"/>
+          <w:sz w:val="21"/>
+          <w:szCs w:val="21"/>
+        </w:rPr>
+        <w:t>Also available in Photocopy: SPA_112</w:t>
+      </w:r>
+    </w:p>
+    <w:p>
+      <w:pPr>
+        <w:shd w:val="clear" w:color="auto" w:fill="FFFFFF"/>
+        <w:spacing w:before="240" w:after="240" w:line="300" w:lineRule="atLeast"/>
+        <w:rPr>
+          <w:rFonts w:ascii="Helvetica Neue" w:eastAsia="Times New Roman" w:hAnsi="Helvetica Neue"/>
+          <w:iCs w:val="0"/>
+          <w:color w:val="333333"/>
+          <w:sz w:val="21"/>
+          <w:szCs w:val="21"/>
+        </w:rPr>
+      </w:pPr>
+      <w:r>
+        <w:rPr>
+          <w:rFonts w:ascii="Helvetica Neue" w:eastAsia="Times New Roman" w:hAnsi="Helvetica Neue"/>
+          <w:iCs w:val="0"/>
+          <w:color w:val="333333"/>
+          <w:sz w:val="21"/>
+          <w:szCs w:val="21"/>
+        </w:rPr>
+        <w:t>Also available in Microfilm: SPA_255</w:t>
+      </w:r>
+    </w:p>
+    <w:p>
+      <w:pPr>
+        <w:shd w:val="clear" w:color="auto" w:fill="FFFFFF"/>
+        <w:spacing w:before="240" w:after="240" w:line="300" w:lineRule="atLeast"/>
+        <w:rPr>
+          <w:rFonts w:ascii="Helvetica Neue" w:eastAsia="Times New Roman" w:hAnsi="Helvetica Neue"/>
+          <w:iCs w:val="0"/>
+          <w:color w:val="333333"/>
+          <w:sz w:val="21"/>
+          <w:szCs w:val="21"/>
+        </w:rPr>
+      </w:pPr>
+      <w:r>
+        <w:rPr>
+          <w:rFonts w:ascii="Helvetica Neue" w:eastAsia="Times New Roman" w:hAnsi="Helvetica Neue"/>
+          <w:iCs w:val="0"/>
+          <w:color w:val="333333"/>
+          <w:sz w:val="21"/>
+          <w:szCs w:val="21"/>
+        </w:rPr>
+        <w:t>Also available in Digital: SPA_347</w:t>
+      </w:r>
+    </w:p>
+    <w:p>
+      <w:pPr>
+        <w:spacing w:before="150" w:after="150"/>
+        <w:rPr>
+          <w:rFonts w:ascii="Times New Roman" w:eastAsia="Times New Roman" w:hAnsi="Times New Roman"/>
+          <w:iCs w:val="0"/>
+        </w:rPr>
+      </w:pPr>
+      <w:r>
+        <w:rPr>
+          <w:rFonts w:ascii="Times New Roman" w:eastAsia="Times New Roman" w:hAnsi="Times New Roman"/>
+          <w:noProof/>
+        </w:rPr>
+        <w:pict w14:anchorId="44B907C8">
+          <v:rect id="_x0000_i1026" alt="" style="width:468pt;height:.05pt;mso-width-percent:0;mso-height-percent:0;mso-width-percent:0;mso-height-percent:0" o:hralign="center" o:hrstd="t" o:hrnoshade="t" o:hr="t" fillcolor="#333" stroked="f"/>
+        </w:pict>
+      </w:r>
+    </w:p>
+    <w:p>
+      <w:pPr>
+        <w:shd w:val="clear" w:color="auto" w:fill="FFFFFF"/>
+        <w:spacing w:line="300" w:lineRule="atLeast"/>
+        <w:rPr>
+          <w:rFonts w:ascii="Helvetica Neue" w:eastAsia="Times New Roman" w:hAnsi="Helvetica Neue"/>
+          <w:iCs w:val="0"/>
+          <w:color w:val="333333"/>
+          <w:sz w:val="21"/>
+          <w:szCs w:val="21"/>
+        </w:rPr>
+      </w:pPr>
+      <w:r>
+        <w:rPr>
+          <w:rFonts w:ascii="Helvetica Neue" w:eastAsia="Times New Roman" w:hAnsi="Helvetica Neue"/>
+          <w:iCs w:val="0"/>
+          <w:color w:val="333333"/>
+          <w:sz w:val="21"/>
+          <w:szCs w:val="21"/>
+        </w:rPr>
+        <w:t>Box I 4 Folder 7Sketchbook (2), 1929, 22 leaves, 44 pages</w:t>
+      </w:r>
+    </w:p>
+    <w:p>
+      <w:pPr>
+        <w:shd w:val="clear" w:color="auto" w:fill="FFFFFF"/>
+        <w:spacing w:before="240" w:after="240" w:line="300" w:lineRule="atLeast"/>
+        <w:rPr>
+          <w:rFonts w:ascii="Helvetica Neue" w:eastAsia="Times New Roman" w:hAnsi="Helvetica Neue"/>
+          <w:iCs w:val="0"/>
+          <w:color w:val="333333"/>
+          <w:sz w:val="21"/>
+          <w:szCs w:val="21"/>
+        </w:rPr>
+      </w:pPr>
+      <w:r>
+        <w:rPr>
+          <w:rFonts w:ascii="Helvetica Neue" w:eastAsia="Times New Roman" w:hAnsi="Helvetica Neue"/>
+          <w:iCs w:val="0"/>
+          <w:color w:val="333333"/>
+          <w:sz w:val="21"/>
+          <w:szCs w:val="21"/>
+        </w:rPr>
+        <w:t>Creator: Prokofiev, Sergey, 1891-1953</w:t>
+      </w:r>
+    </w:p>
+    <w:p>
+      <w:pPr>
+        <w:shd w:val="clear" w:color="auto" w:fill="FFFFFF"/>
+        <w:spacing w:before="240" w:after="240" w:line="300" w:lineRule="atLeast"/>
+        <w:rPr>
+          <w:rFonts w:ascii="Helvetica Neue" w:eastAsia="Times New Roman" w:hAnsi="Helvetica Neue"/>
+          <w:iCs w:val="0"/>
+          <w:color w:val="333333"/>
+          <w:sz w:val="21"/>
+          <w:szCs w:val="21"/>
+        </w:rPr>
+      </w:pPr>
+      <w:r>
+        <w:rPr>
+          <w:rFonts w:ascii="Helvetica Neue" w:eastAsia="Times New Roman" w:hAnsi="Helvetica Neue"/>
+          <w:iCs w:val="0"/>
+          <w:color w:val="333333"/>
+          <w:sz w:val="21"/>
+          <w:szCs w:val="21"/>
+        </w:rPr>
+        <w:t>ID: SPA_053</w:t>
+      </w:r>
+    </w:p>
+    <w:p>
+      <w:pPr>
+        <w:shd w:val="clear" w:color="auto" w:fill="FFFFFF"/>
+        <w:spacing w:before="240" w:after="240" w:line="300" w:lineRule="atLeast"/>
+        <w:rPr>
+          <w:rFonts w:ascii="Helvetica Neue" w:eastAsia="Times New Roman" w:hAnsi="Helvetica Neue"/>
+          <w:iCs w:val="0"/>
+          <w:color w:val="333333"/>
+          <w:sz w:val="21"/>
+          <w:szCs w:val="21"/>
+        </w:rPr>
+      </w:pPr>
+      <w:r>
+        <w:rPr>
+          <w:rFonts w:ascii="Helvetica Neue" w:eastAsia="Times New Roman" w:hAnsi="Helvetica Neue"/>
+          <w:iCs w:val="0"/>
+          <w:color w:val="333333"/>
+          <w:sz w:val="21"/>
+          <w:szCs w:val="21"/>
+        </w:rPr>
+        <w:t>Document type: Notated music</w:t>
+      </w:r>
+    </w:p>
+    <w:p>
+      <w:pPr>
+        <w:shd w:val="clear" w:color="auto" w:fill="FFFFFF"/>
+        <w:spacing w:before="240" w:after="240" w:line="300" w:lineRule="atLeast"/>
+        <w:rPr>
+          <w:rFonts w:ascii="Helvetica Neue" w:eastAsia="Times New Roman" w:hAnsi="Helvetica Neue"/>
+          <w:iCs w:val="0"/>
+          <w:color w:val="333333"/>
+          <w:sz w:val="21"/>
+          <w:szCs w:val="21"/>
+        </w:rPr>
+      </w:pPr>
+      <w:r>
+        <w:rPr>
+          <w:rFonts w:ascii="Helvetica Neue" w:eastAsia="Times New Roman" w:hAnsi="Helvetica Neue"/>
+          <w:iCs w:val="0"/>
+          <w:color w:val="333333"/>
+          <w:sz w:val="21"/>
+          <w:szCs w:val="21"/>
+        </w:rPr>
+        <w:lastRenderedPageBreak/>
+        <w:t>Format: Manuscript</w:t>
+      </w:r>
+    </w:p>
+    <w:p>
+      <w:pPr>
+        <w:shd w:val="clear" w:color="auto" w:fill="FFFFFF"/>
+        <w:spacing w:before="240" w:after="240" w:line="300" w:lineRule="atLeast"/>
+        <w:rPr>
+          <w:rFonts w:ascii="Helvetica Neue" w:eastAsia="Times New Roman" w:hAnsi="Helvetica Neue"/>
+          <w:iCs w:val="0"/>
+          <w:color w:val="333333"/>
+          <w:sz w:val="21"/>
+          <w:szCs w:val="21"/>
+        </w:rPr>
+      </w:pPr>
+      <w:r>
+        <w:rPr>
+          <w:rFonts w:ascii="Helvetica Neue" w:eastAsia="Times New Roman" w:hAnsi="Helvetica Neue"/>
+          <w:iCs w:val="0"/>
+          <w:color w:val="333333"/>
+          <w:sz w:val="21"/>
+          <w:szCs w:val="21"/>
+        </w:rPr>
+        <w:t>Original or Copy: Original</w:t>
+      </w:r>
+    </w:p>
+    <w:p>
+      <w:pPr>
+        <w:shd w:val="clear" w:color="auto" w:fill="FFFFFF"/>
+        <w:spacing w:before="240" w:after="240" w:line="300" w:lineRule="atLeast"/>
+        <w:rPr>
+          <w:rFonts w:ascii="Helvetica Neue" w:eastAsia="Times New Roman" w:hAnsi="Helvetica Neue"/>
+          <w:iCs w:val="0"/>
+          <w:color w:val="333333"/>
+          <w:sz w:val="21"/>
+          <w:szCs w:val="21"/>
+        </w:rPr>
+      </w:pPr>
+      <w:r>
+        <w:rPr>
+          <w:rFonts w:ascii="Helvetica Neue" w:eastAsia="Times New Roman" w:hAnsi="Helvetica Neue"/>
+          <w:iCs w:val="0"/>
+          <w:color w:val="333333"/>
+          <w:sz w:val="21"/>
+          <w:szCs w:val="21"/>
+        </w:rPr>
+        <w:t>Dimensions: 13cm x 20cm</w:t>
+      </w:r>
+    </w:p>
+    <w:p>
+      <w:pPr>
+        <w:shd w:val="clear" w:color="auto" w:fill="FFFFFF"/>
+        <w:spacing w:before="240" w:after="240" w:line="300" w:lineRule="atLeast"/>
+        <w:rPr>
+          <w:rFonts w:ascii="Helvetica Neue" w:eastAsia="Times New Roman" w:hAnsi="Helvetica Neue"/>
+          <w:iCs w:val="0"/>
+          <w:color w:val="333333"/>
+          <w:sz w:val="21"/>
+          <w:szCs w:val="21"/>
+        </w:rPr>
+      </w:pPr>
+      <w:r>
+        <w:rPr>
+          <w:rFonts w:ascii="Helvetica Neue" w:eastAsia="Times New Roman" w:hAnsi="Helvetica Neue"/>
+          <w:iCs w:val="0"/>
+          <w:color w:val="333333"/>
+          <w:sz w:val="21"/>
+          <w:szCs w:val="21"/>
+        </w:rPr>
+        <w:t>Content type: Short score; Piano score</w:t>
+      </w:r>
+    </w:p>
+    <w:p>
+      <w:pPr>
+        <w:shd w:val="clear" w:color="auto" w:fill="FFFFFF"/>
+        <w:spacing w:before="240" w:after="240" w:line="300" w:lineRule="atLeast"/>
+        <w:rPr>
+          <w:rFonts w:ascii="Helvetica Neue" w:eastAsia="Times New Roman" w:hAnsi="Helvetica Neue"/>
+          <w:iCs w:val="0"/>
+          <w:color w:val="333333"/>
+          <w:sz w:val="21"/>
+          <w:szCs w:val="21"/>
+        </w:rPr>
+      </w:pPr>
+      <w:r>
+        <w:rPr>
+          <w:rFonts w:ascii="Helvetica Neue" w:eastAsia="Times New Roman" w:hAnsi="Helvetica Neue"/>
+          <w:iCs w:val="0"/>
+          <w:color w:val="333333"/>
+          <w:sz w:val="21"/>
+          <w:szCs w:val="21"/>
+        </w:rPr>
+        <w:t>Version: Sketch</w:t>
+      </w:r>
+    </w:p>
+    <w:p>
+      <w:pPr>
+        <w:shd w:val="clear" w:color="auto" w:fill="FFFFFF"/>
+        <w:spacing w:before="240" w:after="240" w:line="300" w:lineRule="atLeast"/>
+        <w:rPr>
+          <w:rFonts w:ascii="Helvetica Neue" w:eastAsia="Times New Roman" w:hAnsi="Helvetica Neue"/>
+          <w:iCs w:val="0"/>
+          <w:color w:val="333333"/>
+          <w:sz w:val="21"/>
+          <w:szCs w:val="21"/>
+        </w:rPr>
+      </w:pPr>
+      <w:r>
+        <w:rPr>
+          <w:rFonts w:ascii="Helvetica Neue" w:eastAsia="Times New Roman" w:hAnsi="Helvetica Neue"/>
+          <w:iCs w:val="0"/>
+          <w:color w:val="333333"/>
+          <w:sz w:val="21"/>
+          <w:szCs w:val="21"/>
+        </w:rPr>
+        <w:t>Autograph or Copyist: Autograph</w:t>
+      </w:r>
+    </w:p>
+    <w:p>
+      <w:pPr>
+        <w:shd w:val="clear" w:color="auto" w:fill="FFFFFF"/>
+        <w:spacing w:before="240" w:after="240" w:line="300" w:lineRule="atLeast"/>
+        <w:rPr>
+          <w:rFonts w:ascii="Helvetica Neue" w:eastAsia="Times New Roman" w:hAnsi="Helvetica Neue"/>
+          <w:iCs w:val="0"/>
+          <w:color w:val="333333"/>
+          <w:sz w:val="21"/>
+          <w:szCs w:val="21"/>
+        </w:rPr>
+      </w:pPr>
+      <w:r>
+        <w:rPr>
+          <w:rFonts w:ascii="Helvetica Neue" w:eastAsia="Times New Roman" w:hAnsi="Helvetica Neue"/>
+          <w:iCs w:val="0"/>
+          <w:color w:val="333333"/>
+          <w:sz w:val="21"/>
+          <w:szCs w:val="21"/>
+        </w:rPr>
+        <w:t>Annotations: blue ink; black ink; pencil; red crayon</w:t>
+      </w:r>
+    </w:p>
+    <w:p>
+      <w:pPr>
+        <w:shd w:val="clear" w:color="auto" w:fill="FFFFFF"/>
+        <w:spacing w:before="240" w:after="240" w:line="300" w:lineRule="atLeast"/>
+        <w:rPr>
+          <w:rFonts w:ascii="Helvetica Neue" w:eastAsia="Times New Roman" w:hAnsi="Helvetica Neue"/>
+          <w:iCs w:val="0"/>
+          <w:color w:val="333333"/>
+          <w:sz w:val="21"/>
+          <w:szCs w:val="21"/>
+        </w:rPr>
+      </w:pPr>
+      <w:r>
+        <w:rPr>
+          <w:rFonts w:ascii="Helvetica Neue" w:eastAsia="Times New Roman" w:hAnsi="Helvetica Neue"/>
+          <w:iCs w:val="0"/>
+          <w:color w:val="333333"/>
+          <w:sz w:val="21"/>
+          <w:szCs w:val="21"/>
+        </w:rPr>
+        <w:t>Language of Annotations: Russian</w:t>
+      </w:r>
+    </w:p>
+    <w:p>
+      <w:pPr>
+        <w:shd w:val="clear" w:color="auto" w:fill="FFFFFF"/>
+        <w:spacing w:before="240" w:after="240" w:line="300" w:lineRule="atLeast"/>
+        <w:rPr>
+          <w:rFonts w:ascii="Helvetica Neue" w:eastAsia="Times New Roman" w:hAnsi="Helvetica Neue"/>
+          <w:iCs w:val="0"/>
+          <w:color w:val="333333"/>
+          <w:sz w:val="21"/>
+          <w:szCs w:val="21"/>
+        </w:rPr>
+      </w:pPr>
+      <w:r>
+        <w:rPr>
+          <w:rFonts w:ascii="Helvetica Neue" w:eastAsia="Times New Roman" w:hAnsi="Helvetica Neue"/>
+          <w:iCs w:val="0"/>
+          <w:color w:val="333333"/>
+          <w:sz w:val="21"/>
+          <w:szCs w:val="21"/>
+        </w:rPr>
+        <w:t>Binding: Bound</w:t>
+      </w:r>
+    </w:p>
+    <w:p>
+      <w:pPr>
+        <w:shd w:val="clear" w:color="auto" w:fill="FFFFFF"/>
+        <w:spacing w:before="240" w:after="240" w:line="300" w:lineRule="atLeast"/>
+        <w:rPr>
+          <w:rFonts w:ascii="Helvetica Neue" w:eastAsia="Times New Roman" w:hAnsi="Helvetica Neue"/>
+          <w:iCs w:val="0"/>
+          <w:color w:val="333333"/>
+          <w:sz w:val="21"/>
+          <w:szCs w:val="21"/>
+        </w:rPr>
+      </w:pPr>
+      <w:r>
+        <w:rPr>
+          <w:rFonts w:ascii="Helvetica Neue" w:eastAsia="Times New Roman" w:hAnsi="Helvetica Neue"/>
+          <w:iCs w:val="0"/>
+          <w:color w:val="333333"/>
+          <w:sz w:val="21"/>
+          <w:szCs w:val="21"/>
+        </w:rPr>
+        <w:t>Notes: First page dated December 1929.</w:t>
+      </w:r>
+    </w:p>
+    <w:p>
+      <w:pPr>
+        <w:shd w:val="clear" w:color="auto" w:fill="FFFFFF"/>
+        <w:spacing w:before="240" w:after="240" w:line="300" w:lineRule="atLeast"/>
+        <w:rPr>
+          <w:rFonts w:ascii="Helvetica Neue" w:eastAsia="Times New Roman" w:hAnsi="Helvetica Neue"/>
+          <w:iCs w:val="0"/>
+          <w:color w:val="333333"/>
+          <w:sz w:val="21"/>
+          <w:szCs w:val="21"/>
+        </w:rPr>
+      </w:pPr>
+      <w:r>
+        <w:rPr>
+          <w:rFonts w:ascii="Helvetica Neue" w:eastAsia="Times New Roman" w:hAnsi="Helvetica Neue"/>
+          <w:iCs w:val="0"/>
+          <w:color w:val="333333"/>
+          <w:sz w:val="21"/>
+          <w:szCs w:val="21"/>
+        </w:rPr>
+        <w:t xml:space="preserve">Previous holding library: </w:t>
+      </w:r>
+      <w:proofErr w:type="spellStart"/>
+      <w:r>
+        <w:rPr>
+          <w:rFonts w:ascii="Helvetica Neue" w:eastAsia="Times New Roman" w:hAnsi="Helvetica Neue"/>
+          <w:iCs w:val="0"/>
+          <w:color w:val="333333"/>
+          <w:sz w:val="21"/>
+          <w:szCs w:val="21"/>
+        </w:rPr>
+        <w:t>Bibliothèque</w:t>
+      </w:r>
+      <w:proofErr w:type="spellEnd"/>
+      <w:r>
+        <w:rPr>
+          <w:rFonts w:ascii="Helvetica Neue" w:eastAsia="Times New Roman" w:hAnsi="Helvetica Neue"/>
+          <w:iCs w:val="0"/>
+          <w:color w:val="333333"/>
+          <w:sz w:val="21"/>
+          <w:szCs w:val="21"/>
+        </w:rPr>
+        <w:t xml:space="preserve"> </w:t>
+      </w:r>
+      <w:proofErr w:type="spellStart"/>
+      <w:r>
+        <w:rPr>
+          <w:rFonts w:ascii="Helvetica Neue" w:eastAsia="Times New Roman" w:hAnsi="Helvetica Neue"/>
+          <w:iCs w:val="0"/>
+          <w:color w:val="333333"/>
+          <w:sz w:val="21"/>
+          <w:szCs w:val="21"/>
+        </w:rPr>
+        <w:t>nationale</w:t>
+      </w:r>
+      <w:proofErr w:type="spellEnd"/>
+      <w:r>
+        <w:rPr>
+          <w:rFonts w:ascii="Helvetica Neue" w:eastAsia="Times New Roman" w:hAnsi="Helvetica Neue"/>
+          <w:iCs w:val="0"/>
+          <w:color w:val="333333"/>
+          <w:sz w:val="21"/>
+          <w:szCs w:val="21"/>
+        </w:rPr>
+        <w:t xml:space="preserve"> de France</w:t>
+      </w:r>
+    </w:p>
+    <w:p>
+      <w:pPr>
+        <w:shd w:val="clear" w:color="auto" w:fill="FFFFFF"/>
+        <w:spacing w:before="240" w:after="240" w:line="300" w:lineRule="atLeast"/>
+        <w:rPr>
+          <w:rFonts w:ascii="Helvetica Neue" w:eastAsia="Times New Roman" w:hAnsi="Helvetica Neue"/>
+          <w:iCs w:val="0"/>
+          <w:color w:val="333333"/>
+          <w:sz w:val="21"/>
+          <w:szCs w:val="21"/>
+        </w:rPr>
+      </w:pPr>
+      <w:r>
+        <w:rPr>
+          <w:rFonts w:ascii="Helvetica Neue" w:eastAsia="Times New Roman" w:hAnsi="Helvetica Neue"/>
+          <w:iCs w:val="0"/>
+          <w:color w:val="333333"/>
+          <w:sz w:val="21"/>
+          <w:szCs w:val="21"/>
+        </w:rPr>
+        <w:t>BN ID: 23495(2)</w:t>
+      </w:r>
+    </w:p>
+    <w:p>
+      <w:pPr>
+        <w:shd w:val="clear" w:color="auto" w:fill="FFFFFF"/>
+        <w:spacing w:before="240" w:after="240" w:line="300" w:lineRule="atLeast"/>
+        <w:rPr>
+          <w:rFonts w:ascii="Helvetica Neue" w:eastAsia="Times New Roman" w:hAnsi="Helvetica Neue"/>
+          <w:iCs w:val="0"/>
+          <w:color w:val="333333"/>
+          <w:sz w:val="21"/>
+          <w:szCs w:val="21"/>
+        </w:rPr>
+      </w:pPr>
+      <w:r>
+        <w:rPr>
+          <w:rFonts w:ascii="Helvetica Neue" w:eastAsia="Times New Roman" w:hAnsi="Helvetica Neue"/>
+          <w:iCs w:val="0"/>
+          <w:color w:val="333333"/>
+          <w:sz w:val="21"/>
+          <w:szCs w:val="21"/>
+        </w:rPr>
+        <w:t>Also available in Photocopy: SPA_113</w:t>
+      </w:r>
+    </w:p>
+    <w:p>
+      <w:pPr>
+        <w:shd w:val="clear" w:color="auto" w:fill="FFFFFF"/>
+        <w:spacing w:before="240" w:after="240" w:line="300" w:lineRule="atLeast"/>
+        <w:rPr>
+          <w:rFonts w:ascii="Helvetica Neue" w:eastAsia="Times New Roman" w:hAnsi="Helvetica Neue"/>
+          <w:iCs w:val="0"/>
+          <w:color w:val="333333"/>
+          <w:sz w:val="21"/>
+          <w:szCs w:val="21"/>
+        </w:rPr>
+      </w:pPr>
+      <w:r>
+        <w:rPr>
+          <w:rFonts w:ascii="Helvetica Neue" w:eastAsia="Times New Roman" w:hAnsi="Helvetica Neue"/>
+          <w:iCs w:val="0"/>
+          <w:color w:val="333333"/>
+          <w:sz w:val="21"/>
+          <w:szCs w:val="21"/>
+        </w:rPr>
+        <w:t>Also available in Microfilm: SPA_256</w:t>
+      </w:r>
+    </w:p>
+    <w:p>
+      <w:pPr>
+        <w:shd w:val="clear" w:color="auto" w:fill="FFFFFF"/>
+        <w:spacing w:before="240" w:after="240" w:line="300" w:lineRule="atLeast"/>
+        <w:rPr>
+          <w:rFonts w:ascii="Helvetica Neue" w:eastAsia="Times New Roman" w:hAnsi="Helvetica Neue"/>
+          <w:iCs w:val="0"/>
+          <w:color w:val="333333"/>
+          <w:sz w:val="21"/>
+          <w:szCs w:val="21"/>
+        </w:rPr>
+      </w:pPr>
+      <w:r>
+        <w:rPr>
+          <w:rFonts w:ascii="Helvetica Neue" w:eastAsia="Times New Roman" w:hAnsi="Helvetica Neue"/>
+          <w:iCs w:val="0"/>
+          <w:color w:val="333333"/>
+          <w:sz w:val="21"/>
+          <w:szCs w:val="21"/>
+        </w:rPr>
+        <w:t>Also available in Digital: SPA_348</w:t>
+      </w:r>
+    </w:p>
+    <w:p>
+      <w:pPr>
+        <w:spacing w:before="150" w:after="150"/>
+        <w:rPr>
+          <w:rFonts w:ascii="Times New Roman" w:eastAsia="Times New Roman" w:hAnsi="Times New Roman"/>
+          <w:iCs w:val="0"/>
+        </w:rPr>
+      </w:pPr>
+      <w:r>
+        <w:rPr>
+          <w:noProof/>
+        </w:rPr>
+      </w:r>
+      <w:r>
+        <w:pict w14:anchorId="4EED7143">
+          <v:rect id="Horizontal Line 2" o:spid="_x0000_s1026" style="width:468pt;height:.05pt;visibility:visible;mso-wrap-style:square;mso-left-percent:-10001;mso-top-percent:-10001;mso-position-horizontal:absolute;mso-position-horizontal-relative:char;mso-position-vertical:absolute;mso-position-vertical-relative:line;mso-left-percent:-10001;mso-top-percent:-10001;v-text-anchor:top" o:gfxdata="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" fillcolor="#333" stroked="f">
+            <o:lock v:ext="edit" rotation="t" aspectratio="t" verticies="t" text="t" shapetype="t"/>
+            <w10:anchorlock/>
+          </v:rect>
+        </w:pict>
+      </w:r>
+    </w:p>
+    <w:p>
+      <w:pPr>
+        <w:shd w:val="clear" w:color="auto" w:fill="FFFFFF"/>
+        <w:spacing w:line="300" w:lineRule="atLeast"/>
+        <w:rPr>
+          <w:rFonts w:ascii="Helvetica Neue" w:eastAsia="Times New Roman" w:hAnsi="Helvetica Neue"/>
+          <w:iCs w:val="0"/>
+          <w:color w:val="333333"/>
+          <w:sz w:val="21"/>
+          <w:szCs w:val="21"/>
+        </w:rPr>
+      </w:pPr>
+      <w:r>
+        <w:rPr>
+          <w:rFonts w:ascii="Helvetica Neue" w:eastAsia="Times New Roman" w:hAnsi="Helvetica Neue"/>
+          <w:iCs w:val="0"/>
+          <w:color w:val="333333"/>
+          <w:sz w:val="21"/>
+          <w:szCs w:val="21"/>
+        </w:rPr>
+        <w:t>Box I 4 Folder 7Sketchbook (3), 1931, 24 leaves, 48 pages</w:t>
+      </w:r>
+    </w:p>
+    <w:p>
+      <w:pPr>
+        <w:shd w:val="clear" w:color="auto" w:fill="FFFFFF"/>
+        <w:spacing w:before="240" w:after="240" w:line="300" w:lineRule="atLeast"/>
+        <w:rPr>
+          <w:rFonts w:ascii="Helvetica Neue" w:eastAsia="Times New Roman" w:hAnsi="Helvetica Neue"/>
+          <w:iCs w:val="0"/>
+          <w:color w:val="333333"/>
+          <w:sz w:val="21"/>
+          <w:szCs w:val="21"/>
+        </w:rPr>
+      </w:pPr>
+      <w:r>
+        <w:rPr>
+          <w:rFonts w:ascii="Helvetica Neue" w:eastAsia="Times New Roman" w:hAnsi="Helvetica Neue"/>
+          <w:iCs w:val="0"/>
+          <w:color w:val="333333"/>
+          <w:sz w:val="21"/>
+          <w:szCs w:val="21"/>
+        </w:rPr>
+        <w:t>Creator: Prokofiev, Sergey, 1891-1953</w:t>
+      </w:r>
+    </w:p>
+    <w:p>
+      <w:pPr>
+        <w:shd w:val="clear" w:color="auto" w:fill="FFFFFF"/>
+        <w:spacing w:before="240" w:after="240" w:line="300" w:lineRule="atLeast"/>
+        <w:rPr>
+          <w:rFonts w:ascii="Helvetica Neue" w:eastAsia="Times New Roman" w:hAnsi="Helvetica Neue"/>
+          <w:iCs w:val="0"/>
+          <w:color w:val="333333"/>
+          <w:sz w:val="21"/>
+          <w:szCs w:val="21"/>
+        </w:rPr>
+      </w:pPr>
+      <w:r>
+        <w:rPr>
+          <w:rFonts w:ascii="Helvetica Neue" w:eastAsia="Times New Roman" w:hAnsi="Helvetica Neue"/>
+          <w:iCs w:val="0"/>
+          <w:color w:val="333333"/>
+          <w:sz w:val="21"/>
+          <w:szCs w:val="21"/>
+        </w:rPr>
+        <w:t>ID: SPA_054</w:t>
+      </w:r>
+    </w:p>
+    <w:p>
+      <w:pPr>
+        <w:shd w:val="clear" w:color="auto" w:fill="FFFFFF"/>
+        <w:spacing w:before="240" w:after="240" w:line="300" w:lineRule="atLeast"/>
+        <w:rPr>
+          <w:rFonts w:ascii="Helvetica Neue" w:eastAsia="Times New Roman" w:hAnsi="Helvetica Neue"/>
+          <w:iCs w:val="0"/>
+          <w:color w:val="333333"/>
+          <w:sz w:val="21"/>
+          <w:szCs w:val="21"/>
+        </w:rPr>
+      </w:pPr>
+      <w:r>
+        <w:rPr>
+          <w:rFonts w:ascii="Helvetica Neue" w:eastAsia="Times New Roman" w:hAnsi="Helvetica Neue"/>
+          <w:iCs w:val="0"/>
+          <w:color w:val="333333"/>
+          <w:sz w:val="21"/>
+          <w:szCs w:val="21"/>
+        </w:rPr>
+        <w:t>Document type: Notated music</w:t>
+      </w:r>
+    </w:p>
+    <w:p>
+      <w:pPr>
+        <w:shd w:val="clear" w:color="auto" w:fill="FFFFFF"/>
+        <w:spacing w:before="240" w:after="240" w:line="300" w:lineRule="atLeast"/>
+        <w:rPr>
+          <w:rFonts w:ascii="Helvetica Neue" w:eastAsia="Times New Roman" w:hAnsi="Helvetica Neue"/>
+          <w:iCs w:val="0"/>
+          <w:color w:val="333333"/>
+          <w:sz w:val="21"/>
+          <w:szCs w:val="21"/>
+        </w:rPr>
+      </w:pPr>
+      <w:r>
+        <w:rPr>
+          <w:rFonts w:ascii="Helvetica Neue" w:eastAsia="Times New Roman" w:hAnsi="Helvetica Neue"/>
+          <w:iCs w:val="0"/>
+          <w:color w:val="333333"/>
+          <w:sz w:val="21"/>
+          <w:szCs w:val="21"/>
+        </w:rPr>
+        <w:t>Format: Manuscript</w:t>
+      </w:r>
+    </w:p>
+    <w:p>
+      <w:pPr>
+        <w:shd w:val="clear" w:color="auto" w:fill="FFFFFF"/>
+        <w:spacing w:before="240" w:after="240" w:line="300" w:lineRule="atLeast"/>
+        <w:rPr>
+          <w:rFonts w:ascii="Helvetica Neue" w:eastAsia="Times New Roman" w:hAnsi="Helvetica Neue"/>
+          <w:iCs w:val="0"/>
+          <w:color w:val="333333"/>
+          <w:sz w:val="21"/>
+          <w:szCs w:val="21"/>
+        </w:rPr>
+      </w:pPr>
+      <w:r>
+        <w:rPr>
+          <w:rFonts w:ascii="Helvetica Neue" w:eastAsia="Times New Roman" w:hAnsi="Helvetica Neue"/>
+          <w:iCs w:val="0"/>
+          <w:color w:val="333333"/>
+          <w:sz w:val="21"/>
+          <w:szCs w:val="21"/>
+        </w:rPr>
+        <w:t>Original or Copy: Original</w:t>
+      </w:r>
+    </w:p>
+    <w:p>
+      <w:pPr>
+        <w:shd w:val="clear" w:color="auto" w:fill="FFFFFF"/>
+        <w:spacing w:before="240" w:after="240" w:line="300" w:lineRule="atLeast"/>
+        <w:rPr>
+          <w:rFonts w:ascii="Helvetica Neue" w:eastAsia="Times New Roman" w:hAnsi="Helvetica Neue"/>
+          <w:iCs w:val="0"/>
+          <w:color w:val="333333"/>
+          <w:sz w:val="21"/>
+          <w:szCs w:val="21"/>
+        </w:rPr>
+      </w:pPr>
+      <w:r>
+        <w:rPr>
+          <w:rFonts w:ascii="Helvetica Neue" w:eastAsia="Times New Roman" w:hAnsi="Helvetica Neue"/>
+          <w:iCs w:val="0"/>
+          <w:color w:val="333333"/>
+          <w:sz w:val="21"/>
+          <w:szCs w:val="21"/>
+        </w:rPr>
+        <w:t>Dimensions: 13cm x 20cm</w:t>
+      </w:r>
+    </w:p>
+    <w:p>
+      <w:pPr>
+        <w:shd w:val="clear" w:color="auto" w:fill="FFFFFF"/>
+        <w:spacing w:before="240" w:after="240" w:line="300" w:lineRule="atLeast"/>
+        <w:rPr>
+          <w:rFonts w:ascii="Helvetica Neue" w:eastAsia="Times New Roman" w:hAnsi="Helvetica Neue"/>
+          <w:iCs w:val="0"/>
+          <w:color w:val="333333"/>
+          <w:sz w:val="21"/>
+          <w:szCs w:val="21"/>
+        </w:rPr>
+      </w:pPr>
+      <w:r>
+        <w:rPr>
+          <w:rFonts w:ascii="Helvetica Neue" w:eastAsia="Times New Roman" w:hAnsi="Helvetica Neue"/>
+          <w:iCs w:val="0"/>
+          <w:color w:val="333333"/>
+          <w:sz w:val="21"/>
+          <w:szCs w:val="21"/>
+        </w:rPr>
+        <w:t>Content type: Short score; Piano score</w:t>
+      </w:r>
+    </w:p>
+    <w:p>
+      <w:pPr>
+        <w:shd w:val="clear" w:color="auto" w:fill="FFFFFF"/>
+        <w:spacing w:before="240" w:after="240" w:line="300" w:lineRule="atLeast"/>
+        <w:rPr>
+          <w:rFonts w:ascii="Helvetica Neue" w:eastAsia="Times New Roman" w:hAnsi="Helvetica Neue"/>
+          <w:iCs w:val="0"/>
+          <w:color w:val="333333"/>
+          <w:sz w:val="21"/>
+          <w:szCs w:val="21"/>
+        </w:rPr>
+      </w:pPr>
+      <w:r>
+        <w:rPr>
+          <w:rFonts w:ascii="Helvetica Neue" w:eastAsia="Times New Roman" w:hAnsi="Helvetica Neue"/>
+          <w:iCs w:val="0"/>
+          <w:color w:val="333333"/>
+          <w:sz w:val="21"/>
+          <w:szCs w:val="21"/>
+        </w:rPr>
+        <w:lastRenderedPageBreak/>
+        <w:t>Version: Sketch</w:t>
+      </w:r>
+    </w:p>
+    <w:p>
+      <w:pPr>
+        <w:shd w:val="clear" w:color="auto" w:fill="FFFFFF"/>
+        <w:spacing w:before="240" w:after="240" w:line="300" w:lineRule="atLeast"/>
+        <w:rPr>
+          <w:rFonts w:ascii="Helvetica Neue" w:eastAsia="Times New Roman" w:hAnsi="Helvetica Neue"/>
+          <w:iCs w:val="0"/>
+          <w:color w:val="333333"/>
+          <w:sz w:val="21"/>
+          <w:szCs w:val="21"/>
+        </w:rPr>
+      </w:pPr>
+      <w:r>
+        <w:rPr>
+          <w:rFonts w:ascii="Helvetica Neue" w:eastAsia="Times New Roman" w:hAnsi="Helvetica Neue"/>
+          <w:iCs w:val="0"/>
+          <w:color w:val="333333"/>
+          <w:sz w:val="21"/>
+          <w:szCs w:val="21"/>
+        </w:rPr>
+        <w:t>Autograph or Copyist: Autograph</w:t>
+      </w:r>
+    </w:p>
+    <w:p>
+      <w:pPr>
+        <w:shd w:val="clear" w:color="auto" w:fill="FFFFFF"/>
+        <w:spacing w:before="240" w:after="240" w:line="300" w:lineRule="atLeast"/>
+        <w:rPr>
+          <w:rFonts w:ascii="Helvetica Neue" w:eastAsia="Times New Roman" w:hAnsi="Helvetica Neue"/>
+          <w:iCs w:val="0"/>
+          <w:color w:val="333333"/>
+          <w:sz w:val="21"/>
+          <w:szCs w:val="21"/>
+        </w:rPr>
+      </w:pPr>
+      <w:r>
+        <w:rPr>
+          <w:rFonts w:ascii="Helvetica Neue" w:eastAsia="Times New Roman" w:hAnsi="Helvetica Neue"/>
+          <w:iCs w:val="0"/>
+          <w:color w:val="333333"/>
+          <w:sz w:val="21"/>
+          <w:szCs w:val="21"/>
+        </w:rPr>
+        <w:t>Annotations: blue ink; black ink; pencil; red crayon</w:t>
+      </w:r>
+    </w:p>
+    <w:p>
+      <w:pPr>
+        <w:shd w:val="clear" w:color="auto" w:fill="FFFFFF"/>
+        <w:spacing w:before="240" w:after="240" w:line="300" w:lineRule="atLeast"/>
+        <w:rPr>
+          <w:rFonts w:ascii="Helvetica Neue" w:eastAsia="Times New Roman" w:hAnsi="Helvetica Neue"/>
+          <w:iCs w:val="0"/>
+          <w:color w:val="333333"/>
+          <w:sz w:val="21"/>
+          <w:szCs w:val="21"/>
+        </w:rPr>
+      </w:pPr>
+      <w:r>
+        <w:rPr>
+          <w:rFonts w:ascii="Helvetica Neue" w:eastAsia="Times New Roman" w:hAnsi="Helvetica Neue"/>
+          <w:iCs w:val="0"/>
+          <w:color w:val="333333"/>
+          <w:sz w:val="21"/>
+          <w:szCs w:val="21"/>
+        </w:rPr>
+        <w:t>Language of Annotations: Russian</w:t>
+      </w:r>
+    </w:p>
+    <w:p>
+      <w:pPr>
+        <w:shd w:val="clear" w:color="auto" w:fill="FFFFFF"/>
+        <w:spacing w:before="240" w:after="240" w:line="300" w:lineRule="atLeast"/>
+        <w:rPr>
+          <w:rFonts w:ascii="Helvetica Neue" w:eastAsia="Times New Roman" w:hAnsi="Helvetica Neue"/>
+          <w:iCs w:val="0"/>
+          <w:color w:val="333333"/>
+          <w:sz w:val="21"/>
+          <w:szCs w:val="21"/>
+        </w:rPr>
+      </w:pPr>
+      <w:r>
+        <w:rPr>
+          <w:rFonts w:ascii="Helvetica Neue" w:eastAsia="Times New Roman" w:hAnsi="Helvetica Neue"/>
+          <w:iCs w:val="0"/>
+          <w:color w:val="333333"/>
+          <w:sz w:val="21"/>
+          <w:szCs w:val="21"/>
+        </w:rPr>
+        <w:t>Binding: Bound</w:t>
+      </w:r>
+    </w:p>
+    <w:p>
+      <w:pPr>
+        <w:shd w:val="clear" w:color="auto" w:fill="FFFFFF"/>
+        <w:spacing w:before="240" w:after="240" w:line="300" w:lineRule="atLeast"/>
+        <w:rPr>
+          <w:rFonts w:ascii="Helvetica Neue" w:eastAsia="Times New Roman" w:hAnsi="Helvetica Neue"/>
+          <w:iCs w:val="0"/>
+          <w:color w:val="333333"/>
+          <w:sz w:val="21"/>
+          <w:szCs w:val="21"/>
+        </w:rPr>
+      </w:pPr>
+      <w:r>
+        <w:rPr>
+          <w:rFonts w:ascii="Helvetica Neue" w:eastAsia="Times New Roman" w:hAnsi="Helvetica Neue"/>
+          <w:iCs w:val="0"/>
+          <w:color w:val="333333"/>
+          <w:sz w:val="21"/>
+          <w:szCs w:val="21"/>
+        </w:rPr>
+        <w:t>Notes: First page dated March 12, 1931. Includes sketches for Sonatina, Op. 54. (no. 1) among others.</w:t>
+      </w:r>
+    </w:p>
+    <w:p>
+      <w:pPr>
+        <w:shd w:val="clear" w:color="auto" w:fill="FFFFFF"/>
+        <w:spacing w:before="240" w:after="240" w:line="300" w:lineRule="atLeast"/>
+        <w:rPr>
+          <w:rFonts w:ascii="Helvetica Neue" w:eastAsia="Times New Roman" w:hAnsi="Helvetica Neue"/>
+          <w:iCs w:val="0"/>
+          <w:color w:val="333333"/>
+          <w:sz w:val="21"/>
+          <w:szCs w:val="21"/>
+        </w:rPr>
+      </w:pPr>
+      <w:r>
+        <w:rPr>
+          <w:rFonts w:ascii="Helvetica Neue" w:eastAsia="Times New Roman" w:hAnsi="Helvetica Neue"/>
+          <w:iCs w:val="0"/>
+          <w:color w:val="333333"/>
+          <w:sz w:val="21"/>
+          <w:szCs w:val="21"/>
+        </w:rPr>
+        <w:t xml:space="preserve">Previous holding library: </w:t>
+      </w:r>
+      <w:proofErr w:type="spellStart"/>
+      <w:r>
+        <w:rPr>
+          <w:rFonts w:ascii="Helvetica Neue" w:eastAsia="Times New Roman" w:hAnsi="Helvetica Neue"/>
+          <w:iCs w:val="0"/>
+          <w:color w:val="333333"/>
+          <w:sz w:val="21"/>
+          <w:szCs w:val="21"/>
+        </w:rPr>
+        <w:t>Bibliothèque</w:t>
+      </w:r>
+      <w:proofErr w:type="spellEnd"/>
+      <w:r>
+        <w:rPr>
+          <w:rFonts w:ascii="Helvetica Neue" w:eastAsia="Times New Roman" w:hAnsi="Helvetica Neue"/>
+          <w:iCs w:val="0"/>
+          <w:color w:val="333333"/>
+          <w:sz w:val="21"/>
+          <w:szCs w:val="21"/>
+        </w:rPr>
+        <w:t xml:space="preserve"> </w:t>
+      </w:r>
+      <w:proofErr w:type="spellStart"/>
+      <w:r>
+        <w:rPr>
+          <w:rFonts w:ascii="Helvetica Neue" w:eastAsia="Times New Roman" w:hAnsi="Helvetica Neue"/>
+          <w:iCs w:val="0"/>
+          <w:color w:val="333333"/>
+          <w:sz w:val="21"/>
+          <w:szCs w:val="21"/>
+        </w:rPr>
+        <w:t>nationale</w:t>
+      </w:r>
+      <w:proofErr w:type="spellEnd"/>
+      <w:r>
+        <w:rPr>
+          <w:rFonts w:ascii="Helvetica Neue" w:eastAsia="Times New Roman" w:hAnsi="Helvetica Neue"/>
+          <w:iCs w:val="0"/>
+          <w:color w:val="333333"/>
+          <w:sz w:val="21"/>
+          <w:szCs w:val="21"/>
+        </w:rPr>
+        <w:t xml:space="preserve"> de France</w:t>
+      </w:r>
+    </w:p>
+    <w:p>
+      <w:pPr>
+        <w:shd w:val="clear" w:color="auto" w:fill="FFFFFF"/>
+        <w:spacing w:before="240" w:after="240" w:line="300" w:lineRule="atLeast"/>
+        <w:rPr>
+          <w:rFonts w:ascii="Helvetica Neue" w:eastAsia="Times New Roman" w:hAnsi="Helvetica Neue"/>
+          <w:iCs w:val="0"/>
+          <w:color w:val="333333"/>
+          <w:sz w:val="21"/>
+          <w:szCs w:val="21"/>
+        </w:rPr>
+      </w:pPr>
+      <w:r>
+        <w:rPr>
+          <w:rFonts w:ascii="Helvetica Neue" w:eastAsia="Times New Roman" w:hAnsi="Helvetica Neue"/>
+          <w:iCs w:val="0"/>
+          <w:color w:val="333333"/>
+          <w:sz w:val="21"/>
+          <w:szCs w:val="21"/>
+        </w:rPr>
+        <w:t>BN ID: 23495(3)</w:t>
+      </w:r>
+    </w:p>
+    <w:p>
+      <w:pPr>
+        <w:shd w:val="clear" w:color="auto" w:fill="FFFFFF"/>
+        <w:spacing w:before="240" w:after="240" w:line="300" w:lineRule="atLeast"/>
+        <w:rPr>
+          <w:rFonts w:ascii="Helvetica Neue" w:eastAsia="Times New Roman" w:hAnsi="Helvetica Neue"/>
+          <w:iCs w:val="0"/>
+          <w:color w:val="333333"/>
+          <w:sz w:val="21"/>
+          <w:szCs w:val="21"/>
+        </w:rPr>
+      </w:pPr>
+      <w:r>
+        <w:rPr>
+          <w:rFonts w:ascii="Helvetica Neue" w:eastAsia="Times New Roman" w:hAnsi="Helvetica Neue"/>
+          <w:iCs w:val="0"/>
+          <w:color w:val="333333"/>
+          <w:sz w:val="21"/>
+          <w:szCs w:val="21"/>
+        </w:rPr>
+        <w:t>Also available in Photocopy: SPA_114</w:t>
+      </w:r>
+    </w:p>
+    <w:p>
+      <w:pPr>
+        <w:shd w:val="clear" w:color="auto" w:fill="FFFFFF"/>
+        <w:spacing w:before="240" w:after="240" w:line="300" w:lineRule="atLeast"/>
+        <w:rPr>
+          <w:rFonts w:ascii="Helvetica Neue" w:eastAsia="Times New Roman" w:hAnsi="Helvetica Neue"/>
+          <w:iCs w:val="0"/>
+          <w:color w:val="333333"/>
+          <w:sz w:val="21"/>
+          <w:szCs w:val="21"/>
+        </w:rPr>
+      </w:pPr>
+      <w:r>
+        <w:rPr>
+          <w:rFonts w:ascii="Helvetica Neue" w:eastAsia="Times New Roman" w:hAnsi="Helvetica Neue"/>
+          <w:iCs w:val="0"/>
+          <w:color w:val="333333"/>
+          <w:sz w:val="21"/>
+          <w:szCs w:val="21"/>
+        </w:rPr>
+        <w:t>Also available in Microfilm: SPA_257</w:t>
+      </w:r>
+    </w:p>
+    <w:p>
+      <w:pPr>
+        <w:shd w:val="clear" w:color="auto" w:fill="FFFFFF"/>
+        <w:spacing w:before="240" w:after="240" w:line="300" w:lineRule="atLeast"/>
+        <w:rPr>
+          <w:rFonts w:ascii="Helvetica Neue" w:eastAsia="Times New Roman" w:hAnsi="Helvetica Neue"/>
+          <w:iCs w:val="0"/>
+          <w:color w:val="333333"/>
+          <w:sz w:val="21"/>
+          <w:szCs w:val="21"/>
+        </w:rPr>
+      </w:pPr>
+      <w:r>
+        <w:rPr>
+          <w:rFonts w:ascii="Helvetica Neue" w:eastAsia="Times New Roman" w:hAnsi="Helvetica Neue"/>
+          <w:iCs w:val="0"/>
+          <w:color w:val="333333"/>
+          <w:sz w:val="21"/>
+          <w:szCs w:val="21"/>
+        </w:rPr>
+        <w:t>Also available in Digital: SPA_349</w:t>
+      </w:r>
+    </w:p>
+    <w:p/>
+    <w:p/>
+    <w:p>
+      <w:r>
+        <w:t xml:space="preserve">The musical sketches </w:t>
+      </w:r>
+      <w:r>
+        <w:t>above</w:t>
+      </w:r>
+      <w:r>
+        <w:t xml:space="preserve"> come from notebooks Prokofiev used to keep track of his musical ideas. </w:t>
+      </w:r>
+      <w:r>
+        <w:t>In a 1986 interview</w:t>
+      </w:r>
+      <w:r>
+        <w:t xml:space="preserve"> for </w:t>
+      </w:r>
+      <w:r>
+        <w:t>writer Harvey Sachs</w:t>
+      </w:r>
+      <w:r>
+        <w:t xml:space="preserve">, Prokofiev’s wife Lina described </w:t>
+      </w:r>
+      <w:r>
+        <w:t>his creative process</w:t>
+      </w:r>
+      <w:r>
+        <w:t>. (The following transcript is also taken from the archive.)</w:t>
+      </w:r>
+    </w:p>
+    <w:p/>
+    <w:p>
       <w:r>
         <w:t>[Serge Prokofiev</w:t>
       </w:r>
@@ -514,6 +2017,21 @@
     <w:semiHidden/>
     <w:unhideWhenUsed/>
   </w:style>
+  <w:style w:type="paragraph" w:styleId="NormalWeb">
+    <w:name w:val="Normal (Web)"/>
+    <w:basedOn w:val="Normal"/>
+    <w:uiPriority w:val="99"/>
+    <w:semiHidden/>
+    <w:unhideWhenUsed/>
+    <w:rsid w:val="00C923D3"/>
+    <w:pPr>
+      <w:spacing w:before="100" w:beforeAutospacing="1" w:after="100" w:afterAutospacing="1"/>
+    </w:pPr>
+    <w:rPr>
+      <w:rFonts w:ascii="Times New Roman" w:eastAsia="Times New Roman" w:hAnsi="Times New Roman"/>
+      <w:iCs w:val="0"/>
+    </w:rPr>
+  </w:style>
 </w:styles>
 </file>
 
